--- a/docs/培训/OpenWorker培训/01-质量周报/上周质量周报.docx
+++ b/docs/培训/OpenWorker培训/01-质量周报/上周质量周报.docx
@@ -7,7 +7,7 @@
         <w:pStyle w:val="Heading1"/>
       </w:pPr>
       <w:r>
-        <w:t>质量周报（第 38 周）</w:t>
+        <w:t>质量周报（第 39 周）</w:t>
       </w:r>
     </w:p>
     <w:p>
@@ -15,7 +15,7 @@
         <w:jc w:val="left"/>
       </w:pPr>
       <w:r>
-        <w:t>统计周期：2026-09-14 至 2026-09-18　编制：质量安全部</w:t>
+        <w:t>统计周期：2026-09-21 至 2026-09-25　编制：质量安全部</w:t>
       </w:r>
     </w:p>
     <w:p>
